--- a/docs/management/weekly/Report week 2 Group 13.docx
+++ b/docs/management/weekly/Report week 2 Group 13.docx
@@ -188,6 +188,7 @@
         </w:rPr>
         <w:t xml:space="preserve">Project Name: </w:t>
       </w:r>
+      <w:proofErr w:type="spellStart"/>
       <w:r>
         <w:rPr>
           <w:rFonts w:ascii="Arial" w:hAnsi="Arial" w:cs="Arial"/>
@@ -197,6 +198,7 @@
         </w:rPr>
         <w:t>FitHub</w:t>
       </w:r>
+      <w:proofErr w:type="spellEnd"/>
     </w:p>
     <w:p>
       <w:pPr>
@@ -366,7 +368,7 @@
           <w:color w:val="000000"/>
           <w:szCs w:val="18"/>
         </w:rPr>
-        <w:t>24120448</w:t>
+        <w:t>24120368</w:t>
       </w:r>
       <w:r>
         <w:rPr>
@@ -375,16 +377,7 @@
           <w:color w:val="000000"/>
           <w:szCs w:val="18"/>
         </w:rPr>
-        <w:t xml:space="preserve"> </w:t>
-      </w:r>
-      <w:r>
-        <w:rPr>
-          <w:rFonts w:ascii="Arial" w:eastAsia="Times New Roman" w:hAnsi="Arial" w:cs="Arial"/>
-          <w:bCs/>
-          <w:color w:val="000000"/>
-          <w:szCs w:val="18"/>
-        </w:rPr>
-        <w:t>–</w:t>
+        <w:t xml:space="preserve"> –</w:t>
       </w:r>
       <w:r>
         <w:rPr>
@@ -438,7 +431,7 @@
           <w:color w:val="000000"/>
           <w:szCs w:val="18"/>
         </w:rPr>
-        <w:t>24120443</w:t>
+        <w:t>24120318</w:t>
       </w:r>
       <w:r>
         <w:rPr>
@@ -475,8 +468,20 @@
           <w:color w:val="000000"/>
           <w:szCs w:val="18"/>
         </w:rPr>
-        <w:t>Trịnh Văn Hợp</w:t>
-      </w:r>
+        <w:t xml:space="preserve">Trịnh Văn </w:t>
+      </w:r>
+      <w:proofErr w:type="spellStart"/>
+      <w:r>
+        <w:rPr>
+          <w:rFonts w:ascii="Arial" w:eastAsia="Times New Roman" w:hAnsi="Arial" w:cs="Arial"/>
+          <w:b/>
+          <w:bCs/>
+          <w:color w:val="000000"/>
+          <w:szCs w:val="18"/>
+        </w:rPr>
+        <w:t>Hợp</w:t>
+      </w:r>
+      <w:proofErr w:type="spellEnd"/>
       <w:r>
         <w:rPr>
           <w:rFonts w:ascii="Arial" w:eastAsia="Times New Roman" w:hAnsi="Arial" w:cs="Arial"/>
@@ -528,7 +533,7 @@
           <w:color w:val="000000"/>
           <w:szCs w:val="18"/>
         </w:rPr>
-        <w:t>24120464</w:t>
+        <w:t>24120420</w:t>
       </w:r>
       <w:r>
         <w:rPr>
@@ -537,16 +542,7 @@
           <w:color w:val="000000"/>
           <w:szCs w:val="18"/>
         </w:rPr>
-        <w:t xml:space="preserve"> </w:t>
-      </w:r>
-      <w:r>
-        <w:rPr>
-          <w:rFonts w:ascii="Arial" w:eastAsia="Times New Roman" w:hAnsi="Arial" w:cs="Arial"/>
-          <w:bCs/>
-          <w:color w:val="000000"/>
-          <w:szCs w:val="18"/>
-        </w:rPr>
-        <w:t>–</w:t>
+        <w:t xml:space="preserve"> –</w:t>
       </w:r>
       <w:r>
         <w:rPr>
@@ -603,7 +599,7 @@
           <w:color w:val="000000"/>
           <w:szCs w:val="18"/>
         </w:rPr>
-        <w:t>24120475</w:t>
+        <w:t>24120471</w:t>
       </w:r>
       <w:r>
         <w:rPr>
@@ -899,7 +895,79 @@
                 <w:sz w:val="20"/>
                 <w:szCs w:val="20"/>
               </w:rPr>
-              <w:t>Hoàn thành tài liệu SDP (Mục 1, 2, 4.1, 4.2)</w:t>
+              <w:t xml:space="preserve">Hoàn </w:t>
+            </w:r>
+            <w:proofErr w:type="spellStart"/>
+            <w:r>
+              <w:rPr>
+                <w:rFonts w:ascii="Verdana" w:hAnsi="Verdana"/>
+                <w:sz w:val="20"/>
+                <w:szCs w:val="20"/>
+              </w:rPr>
+              <w:t>thành</w:t>
+            </w:r>
+            <w:proofErr w:type="spellEnd"/>
+            <w:r>
+              <w:rPr>
+                <w:rFonts w:ascii="Verdana" w:hAnsi="Verdana"/>
+                <w:sz w:val="20"/>
+                <w:szCs w:val="20"/>
+              </w:rPr>
+              <w:t xml:space="preserve"> </w:t>
+            </w:r>
+            <w:proofErr w:type="spellStart"/>
+            <w:r>
+              <w:rPr>
+                <w:rFonts w:ascii="Verdana" w:hAnsi="Verdana"/>
+                <w:sz w:val="20"/>
+                <w:szCs w:val="20"/>
+              </w:rPr>
+              <w:t>tài</w:t>
+            </w:r>
+            <w:proofErr w:type="spellEnd"/>
+            <w:r>
+              <w:rPr>
+                <w:rFonts w:ascii="Verdana" w:hAnsi="Verdana"/>
+                <w:sz w:val="20"/>
+                <w:szCs w:val="20"/>
+              </w:rPr>
+              <w:t xml:space="preserve"> </w:t>
+            </w:r>
+            <w:proofErr w:type="spellStart"/>
+            <w:r>
+              <w:rPr>
+                <w:rFonts w:ascii="Verdana" w:hAnsi="Verdana"/>
+                <w:sz w:val="20"/>
+                <w:szCs w:val="20"/>
+              </w:rPr>
+              <w:t>liệu</w:t>
+            </w:r>
+            <w:proofErr w:type="spellEnd"/>
+            <w:r>
+              <w:rPr>
+                <w:rFonts w:ascii="Verdana" w:hAnsi="Verdana"/>
+                <w:sz w:val="20"/>
+                <w:szCs w:val="20"/>
+              </w:rPr>
+              <w:t xml:space="preserve"> SDP (</w:t>
+            </w:r>
+            <w:proofErr w:type="spellStart"/>
+            <w:r>
+              <w:rPr>
+                <w:rFonts w:ascii="Verdana" w:hAnsi="Verdana"/>
+                <w:sz w:val="20"/>
+                <w:szCs w:val="20"/>
+              </w:rPr>
+              <w:t>Mục</w:t>
+            </w:r>
+            <w:proofErr w:type="spellEnd"/>
+            <w:r>
+              <w:rPr>
+                <w:rFonts w:ascii="Verdana" w:hAnsi="Verdana"/>
+                <w:sz w:val="20"/>
+                <w:szCs w:val="20"/>
+              </w:rPr>
+              <w:t xml:space="preserve"> 1, 2, 4.1, 4.2)</w:t>
             </w:r>
           </w:p>
         </w:tc>
@@ -1020,7 +1088,79 @@
                 <w:sz w:val="20"/>
                 <w:szCs w:val="20"/>
               </w:rPr>
-              <w:t>Hoàn thành Mục 1, 2, 3 tài liệu Vision</w:t>
+              <w:t xml:space="preserve">Hoàn </w:t>
+            </w:r>
+            <w:proofErr w:type="spellStart"/>
+            <w:r>
+              <w:rPr>
+                <w:rFonts w:ascii="Verdana" w:hAnsi="Verdana"/>
+                <w:sz w:val="20"/>
+                <w:szCs w:val="20"/>
+              </w:rPr>
+              <w:t>thành</w:t>
+            </w:r>
+            <w:proofErr w:type="spellEnd"/>
+            <w:r>
+              <w:rPr>
+                <w:rFonts w:ascii="Verdana" w:hAnsi="Verdana"/>
+                <w:sz w:val="20"/>
+                <w:szCs w:val="20"/>
+              </w:rPr>
+              <w:t xml:space="preserve"> </w:t>
+            </w:r>
+            <w:proofErr w:type="spellStart"/>
+            <w:r>
+              <w:rPr>
+                <w:rFonts w:ascii="Verdana" w:hAnsi="Verdana"/>
+                <w:sz w:val="20"/>
+                <w:szCs w:val="20"/>
+              </w:rPr>
+              <w:t>Mục</w:t>
+            </w:r>
+            <w:proofErr w:type="spellEnd"/>
+            <w:r>
+              <w:rPr>
+                <w:rFonts w:ascii="Verdana" w:hAnsi="Verdana"/>
+                <w:sz w:val="20"/>
+                <w:szCs w:val="20"/>
+              </w:rPr>
+              <w:t xml:space="preserve"> 1, 2, 3 </w:t>
+            </w:r>
+            <w:proofErr w:type="spellStart"/>
+            <w:r>
+              <w:rPr>
+                <w:rFonts w:ascii="Verdana" w:hAnsi="Verdana"/>
+                <w:sz w:val="20"/>
+                <w:szCs w:val="20"/>
+              </w:rPr>
+              <w:t>tài</w:t>
+            </w:r>
+            <w:proofErr w:type="spellEnd"/>
+            <w:r>
+              <w:rPr>
+                <w:rFonts w:ascii="Verdana" w:hAnsi="Verdana"/>
+                <w:sz w:val="20"/>
+                <w:szCs w:val="20"/>
+              </w:rPr>
+              <w:t xml:space="preserve"> </w:t>
+            </w:r>
+            <w:proofErr w:type="spellStart"/>
+            <w:r>
+              <w:rPr>
+                <w:rFonts w:ascii="Verdana" w:hAnsi="Verdana"/>
+                <w:sz w:val="20"/>
+                <w:szCs w:val="20"/>
+              </w:rPr>
+              <w:t>liệu</w:t>
+            </w:r>
+            <w:proofErr w:type="spellEnd"/>
+            <w:r>
+              <w:rPr>
+                <w:rFonts w:ascii="Verdana" w:hAnsi="Verdana"/>
+                <w:sz w:val="20"/>
+                <w:szCs w:val="20"/>
+              </w:rPr>
+              <w:t xml:space="preserve"> Vision</w:t>
             </w:r>
           </w:p>
         </w:tc>
@@ -1064,7 +1204,25 @@
                 <w:sz w:val="20"/>
                 <w:szCs w:val="20"/>
               </w:rPr>
-              <w:t>Võ Nhât Liệu</w:t>
+              <w:t xml:space="preserve">Võ </w:t>
+            </w:r>
+            <w:proofErr w:type="spellStart"/>
+            <w:r>
+              <w:rPr>
+                <w:rFonts w:ascii="Verdana" w:hAnsi="Verdana"/>
+                <w:sz w:val="20"/>
+                <w:szCs w:val="20"/>
+              </w:rPr>
+              <w:t>Nhât</w:t>
+            </w:r>
+            <w:proofErr w:type="spellEnd"/>
+            <w:r>
+              <w:rPr>
+                <w:rFonts w:ascii="Verdana" w:hAnsi="Verdana"/>
+                <w:sz w:val="20"/>
+                <w:szCs w:val="20"/>
+              </w:rPr>
+              <w:t xml:space="preserve"> Liệu</w:t>
             </w:r>
           </w:p>
         </w:tc>
@@ -1133,7 +1291,79 @@
                 <w:sz w:val="20"/>
                 <w:szCs w:val="20"/>
               </w:rPr>
-              <w:t>Hoàn thành Mục 3.5, 4, 5 tài liệu Vision</w:t>
+              <w:t xml:space="preserve">Hoàn </w:t>
+            </w:r>
+            <w:proofErr w:type="spellStart"/>
+            <w:r>
+              <w:rPr>
+                <w:rFonts w:ascii="Verdana" w:hAnsi="Verdana"/>
+                <w:sz w:val="20"/>
+                <w:szCs w:val="20"/>
+              </w:rPr>
+              <w:t>thành</w:t>
+            </w:r>
+            <w:proofErr w:type="spellEnd"/>
+            <w:r>
+              <w:rPr>
+                <w:rFonts w:ascii="Verdana" w:hAnsi="Verdana"/>
+                <w:sz w:val="20"/>
+                <w:szCs w:val="20"/>
+              </w:rPr>
+              <w:t xml:space="preserve"> </w:t>
+            </w:r>
+            <w:proofErr w:type="spellStart"/>
+            <w:r>
+              <w:rPr>
+                <w:rFonts w:ascii="Verdana" w:hAnsi="Verdana"/>
+                <w:sz w:val="20"/>
+                <w:szCs w:val="20"/>
+              </w:rPr>
+              <w:t>Mục</w:t>
+            </w:r>
+            <w:proofErr w:type="spellEnd"/>
+            <w:r>
+              <w:rPr>
+                <w:rFonts w:ascii="Verdana" w:hAnsi="Verdana"/>
+                <w:sz w:val="20"/>
+                <w:szCs w:val="20"/>
+              </w:rPr>
+              <w:t xml:space="preserve"> 3.5, 4, 5 </w:t>
+            </w:r>
+            <w:proofErr w:type="spellStart"/>
+            <w:r>
+              <w:rPr>
+                <w:rFonts w:ascii="Verdana" w:hAnsi="Verdana"/>
+                <w:sz w:val="20"/>
+                <w:szCs w:val="20"/>
+              </w:rPr>
+              <w:t>tài</w:t>
+            </w:r>
+            <w:proofErr w:type="spellEnd"/>
+            <w:r>
+              <w:rPr>
+                <w:rFonts w:ascii="Verdana" w:hAnsi="Verdana"/>
+                <w:sz w:val="20"/>
+                <w:szCs w:val="20"/>
+              </w:rPr>
+              <w:t xml:space="preserve"> </w:t>
+            </w:r>
+            <w:proofErr w:type="spellStart"/>
+            <w:r>
+              <w:rPr>
+                <w:rFonts w:ascii="Verdana" w:hAnsi="Verdana"/>
+                <w:sz w:val="20"/>
+                <w:szCs w:val="20"/>
+              </w:rPr>
+              <w:t>liệu</w:t>
+            </w:r>
+            <w:proofErr w:type="spellEnd"/>
+            <w:r>
+              <w:rPr>
+                <w:rFonts w:ascii="Verdana" w:hAnsi="Verdana"/>
+                <w:sz w:val="20"/>
+                <w:szCs w:val="20"/>
+              </w:rPr>
+              <w:t xml:space="preserve"> Vision</w:t>
             </w:r>
           </w:p>
         </w:tc>
@@ -1177,8 +1407,18 @@
                 <w:sz w:val="20"/>
                 <w:szCs w:val="20"/>
               </w:rPr>
-              <w:t>Trịnh Văn Hợp</w:t>
-            </w:r>
+              <w:t xml:space="preserve">Trịnh Văn </w:t>
+            </w:r>
+            <w:proofErr w:type="spellStart"/>
+            <w:r>
+              <w:rPr>
+                <w:rFonts w:ascii="Verdana" w:hAnsi="Verdana"/>
+                <w:sz w:val="20"/>
+                <w:szCs w:val="20"/>
+              </w:rPr>
+              <w:t>Hợp</w:t>
+            </w:r>
+            <w:proofErr w:type="spellEnd"/>
           </w:p>
         </w:tc>
         <w:tc>
@@ -1246,7 +1486,43 @@
                 <w:sz w:val="20"/>
                 <w:szCs w:val="20"/>
               </w:rPr>
-              <w:t>Hoàn thành Mục 6 Vision</w:t>
+              <w:t xml:space="preserve">Hoàn </w:t>
+            </w:r>
+            <w:proofErr w:type="spellStart"/>
+            <w:r>
+              <w:rPr>
+                <w:rFonts w:ascii="Verdana" w:hAnsi="Verdana"/>
+                <w:sz w:val="20"/>
+                <w:szCs w:val="20"/>
+              </w:rPr>
+              <w:t>thành</w:t>
+            </w:r>
+            <w:proofErr w:type="spellEnd"/>
+            <w:r>
+              <w:rPr>
+                <w:rFonts w:ascii="Verdana" w:hAnsi="Verdana"/>
+                <w:sz w:val="20"/>
+                <w:szCs w:val="20"/>
+              </w:rPr>
+              <w:t xml:space="preserve"> </w:t>
+            </w:r>
+            <w:proofErr w:type="spellStart"/>
+            <w:r>
+              <w:rPr>
+                <w:rFonts w:ascii="Verdana" w:hAnsi="Verdana"/>
+                <w:sz w:val="20"/>
+                <w:szCs w:val="20"/>
+              </w:rPr>
+              <w:t>Mục</w:t>
+            </w:r>
+            <w:proofErr w:type="spellEnd"/>
+            <w:r>
+              <w:rPr>
+                <w:rFonts w:ascii="Verdana" w:hAnsi="Verdana"/>
+                <w:sz w:val="20"/>
+                <w:szCs w:val="20"/>
+              </w:rPr>
+              <w:t xml:space="preserve"> 6 Vision</w:t>
             </w:r>
           </w:p>
         </w:tc>
@@ -1359,7 +1635,61 @@
                 <w:sz w:val="20"/>
                 <w:szCs w:val="20"/>
               </w:rPr>
-              <w:t>Hoàn thành Mục 3, 4.3 trong SDP</w:t>
+              <w:t xml:space="preserve">Hoàn </w:t>
+            </w:r>
+            <w:proofErr w:type="spellStart"/>
+            <w:r>
+              <w:rPr>
+                <w:rFonts w:ascii="Verdana" w:hAnsi="Verdana"/>
+                <w:sz w:val="20"/>
+                <w:szCs w:val="20"/>
+              </w:rPr>
+              <w:t>thành</w:t>
+            </w:r>
+            <w:proofErr w:type="spellEnd"/>
+            <w:r>
+              <w:rPr>
+                <w:rFonts w:ascii="Verdana" w:hAnsi="Verdana"/>
+                <w:sz w:val="20"/>
+                <w:szCs w:val="20"/>
+              </w:rPr>
+              <w:t xml:space="preserve"> </w:t>
+            </w:r>
+            <w:proofErr w:type="spellStart"/>
+            <w:r>
+              <w:rPr>
+                <w:rFonts w:ascii="Verdana" w:hAnsi="Verdana"/>
+                <w:sz w:val="20"/>
+                <w:szCs w:val="20"/>
+              </w:rPr>
+              <w:t>Mục</w:t>
+            </w:r>
+            <w:proofErr w:type="spellEnd"/>
+            <w:r>
+              <w:rPr>
+                <w:rFonts w:ascii="Verdana" w:hAnsi="Verdana"/>
+                <w:sz w:val="20"/>
+                <w:szCs w:val="20"/>
+              </w:rPr>
+              <w:t xml:space="preserve"> 3, 4.3 </w:t>
+            </w:r>
+            <w:proofErr w:type="spellStart"/>
+            <w:r>
+              <w:rPr>
+                <w:rFonts w:ascii="Verdana" w:hAnsi="Verdana"/>
+                <w:sz w:val="20"/>
+                <w:szCs w:val="20"/>
+              </w:rPr>
+              <w:t>trong</w:t>
+            </w:r>
+            <w:proofErr w:type="spellEnd"/>
+            <w:r>
+              <w:rPr>
+                <w:rFonts w:ascii="Verdana" w:hAnsi="Verdana"/>
+                <w:sz w:val="20"/>
+                <w:szCs w:val="20"/>
+              </w:rPr>
+              <w:t xml:space="preserve"> SDP</w:t>
             </w:r>
           </w:p>
         </w:tc>
@@ -1466,13 +1796,203 @@
                 <w:szCs w:val="20"/>
               </w:rPr>
             </w:pPr>
-            <w:r>
-              <w:rPr>
-                <w:rFonts w:ascii="Verdana" w:hAnsi="Verdana"/>
-                <w:sz w:val="20"/>
-                <w:szCs w:val="20"/>
-              </w:rPr>
-              <w:t>Họp đưa ra quy trình chuẩn hóa khi thực hiện một task</w:t>
+            <w:proofErr w:type="spellStart"/>
+            <w:r>
+              <w:rPr>
+                <w:rFonts w:ascii="Verdana" w:hAnsi="Verdana"/>
+                <w:sz w:val="20"/>
+                <w:szCs w:val="20"/>
+              </w:rPr>
+              <w:t>Họp</w:t>
+            </w:r>
+            <w:proofErr w:type="spellEnd"/>
+            <w:r>
+              <w:rPr>
+                <w:rFonts w:ascii="Verdana" w:hAnsi="Verdana"/>
+                <w:sz w:val="20"/>
+                <w:szCs w:val="20"/>
+              </w:rPr>
+              <w:t xml:space="preserve"> </w:t>
+            </w:r>
+            <w:proofErr w:type="spellStart"/>
+            <w:r>
+              <w:rPr>
+                <w:rFonts w:ascii="Verdana" w:hAnsi="Verdana"/>
+                <w:sz w:val="20"/>
+                <w:szCs w:val="20"/>
+              </w:rPr>
+              <w:t>đưa</w:t>
+            </w:r>
+            <w:proofErr w:type="spellEnd"/>
+            <w:r>
+              <w:rPr>
+                <w:rFonts w:ascii="Verdana" w:hAnsi="Verdana"/>
+                <w:sz w:val="20"/>
+                <w:szCs w:val="20"/>
+              </w:rPr>
+              <w:t xml:space="preserve"> </w:t>
+            </w:r>
+            <w:proofErr w:type="spellStart"/>
+            <w:r>
+              <w:rPr>
+                <w:rFonts w:ascii="Verdana" w:hAnsi="Verdana"/>
+                <w:sz w:val="20"/>
+                <w:szCs w:val="20"/>
+              </w:rPr>
+              <w:t>ra</w:t>
+            </w:r>
+            <w:proofErr w:type="spellEnd"/>
+            <w:r>
+              <w:rPr>
+                <w:rFonts w:ascii="Verdana" w:hAnsi="Verdana"/>
+                <w:sz w:val="20"/>
+                <w:szCs w:val="20"/>
+              </w:rPr>
+              <w:t xml:space="preserve"> </w:t>
+            </w:r>
+            <w:proofErr w:type="spellStart"/>
+            <w:r>
+              <w:rPr>
+                <w:rFonts w:ascii="Verdana" w:hAnsi="Verdana"/>
+                <w:sz w:val="20"/>
+                <w:szCs w:val="20"/>
+              </w:rPr>
+              <w:t>quy</w:t>
+            </w:r>
+            <w:proofErr w:type="spellEnd"/>
+            <w:r>
+              <w:rPr>
+                <w:rFonts w:ascii="Verdana" w:hAnsi="Verdana"/>
+                <w:sz w:val="20"/>
+                <w:szCs w:val="20"/>
+              </w:rPr>
+              <w:t xml:space="preserve"> </w:t>
+            </w:r>
+            <w:proofErr w:type="spellStart"/>
+            <w:r>
+              <w:rPr>
+                <w:rFonts w:ascii="Verdana" w:hAnsi="Verdana"/>
+                <w:sz w:val="20"/>
+                <w:szCs w:val="20"/>
+              </w:rPr>
+              <w:t>trình</w:t>
+            </w:r>
+            <w:proofErr w:type="spellEnd"/>
+            <w:r>
+              <w:rPr>
+                <w:rFonts w:ascii="Verdana" w:hAnsi="Verdana"/>
+                <w:sz w:val="20"/>
+                <w:szCs w:val="20"/>
+              </w:rPr>
+              <w:t xml:space="preserve"> </w:t>
+            </w:r>
+            <w:proofErr w:type="spellStart"/>
+            <w:r>
+              <w:rPr>
+                <w:rFonts w:ascii="Verdana" w:hAnsi="Verdana"/>
+                <w:sz w:val="20"/>
+                <w:szCs w:val="20"/>
+              </w:rPr>
+              <w:t>chuẩn</w:t>
+            </w:r>
+            <w:proofErr w:type="spellEnd"/>
+            <w:r>
+              <w:rPr>
+                <w:rFonts w:ascii="Verdana" w:hAnsi="Verdana"/>
+                <w:sz w:val="20"/>
+                <w:szCs w:val="20"/>
+              </w:rPr>
+              <w:t xml:space="preserve"> </w:t>
+            </w:r>
+            <w:proofErr w:type="spellStart"/>
+            <w:r>
+              <w:rPr>
+                <w:rFonts w:ascii="Verdana" w:hAnsi="Verdana"/>
+                <w:sz w:val="20"/>
+                <w:szCs w:val="20"/>
+              </w:rPr>
+              <w:t>hóa</w:t>
+            </w:r>
+            <w:proofErr w:type="spellEnd"/>
+            <w:r>
+              <w:rPr>
+                <w:rFonts w:ascii="Verdana" w:hAnsi="Verdana"/>
+                <w:sz w:val="20"/>
+                <w:szCs w:val="20"/>
+              </w:rPr>
+              <w:t xml:space="preserve"> </w:t>
+            </w:r>
+            <w:proofErr w:type="spellStart"/>
+            <w:r>
+              <w:rPr>
+                <w:rFonts w:ascii="Verdana" w:hAnsi="Verdana"/>
+                <w:sz w:val="20"/>
+                <w:szCs w:val="20"/>
+              </w:rPr>
+              <w:t>khi</w:t>
+            </w:r>
+            <w:proofErr w:type="spellEnd"/>
+            <w:r>
+              <w:rPr>
+                <w:rFonts w:ascii="Verdana" w:hAnsi="Verdana"/>
+                <w:sz w:val="20"/>
+                <w:szCs w:val="20"/>
+              </w:rPr>
+              <w:t xml:space="preserve"> </w:t>
+            </w:r>
+            <w:proofErr w:type="spellStart"/>
+            <w:r>
+              <w:rPr>
+                <w:rFonts w:ascii="Verdana" w:hAnsi="Verdana"/>
+                <w:sz w:val="20"/>
+                <w:szCs w:val="20"/>
+              </w:rPr>
+              <w:t>thực</w:t>
+            </w:r>
+            <w:proofErr w:type="spellEnd"/>
+            <w:r>
+              <w:rPr>
+                <w:rFonts w:ascii="Verdana" w:hAnsi="Verdana"/>
+                <w:sz w:val="20"/>
+                <w:szCs w:val="20"/>
+              </w:rPr>
+              <w:t xml:space="preserve"> </w:t>
+            </w:r>
+            <w:proofErr w:type="spellStart"/>
+            <w:r>
+              <w:rPr>
+                <w:rFonts w:ascii="Verdana" w:hAnsi="Verdana"/>
+                <w:sz w:val="20"/>
+                <w:szCs w:val="20"/>
+              </w:rPr>
+              <w:t>hiện</w:t>
+            </w:r>
+            <w:proofErr w:type="spellEnd"/>
+            <w:r>
+              <w:rPr>
+                <w:rFonts w:ascii="Verdana" w:hAnsi="Verdana"/>
+                <w:sz w:val="20"/>
+                <w:szCs w:val="20"/>
+              </w:rPr>
+              <w:t xml:space="preserve"> </w:t>
+            </w:r>
+            <w:proofErr w:type="spellStart"/>
+            <w:r>
+              <w:rPr>
+                <w:rFonts w:ascii="Verdana" w:hAnsi="Verdana"/>
+                <w:sz w:val="20"/>
+                <w:szCs w:val="20"/>
+              </w:rPr>
+              <w:t>một</w:t>
+            </w:r>
+            <w:proofErr w:type="spellEnd"/>
+            <w:r>
+              <w:rPr>
+                <w:rFonts w:ascii="Verdana" w:hAnsi="Verdana"/>
+                <w:sz w:val="20"/>
+                <w:szCs w:val="20"/>
+              </w:rPr>
+              <w:t xml:space="preserve"> task</w:t>
             </w:r>
           </w:p>
         </w:tc>
@@ -1516,7 +2036,25 @@
                 <w:sz w:val="20"/>
                 <w:szCs w:val="20"/>
               </w:rPr>
-              <w:t>Nguyễn Hữu Quyền, Võ Nhật Liệu, Trịnh Văn Hợp, Trương Minh Quang</w:t>
+              <w:t xml:space="preserve">Nguyễn Hữu Quyền, Võ Nhật Liệu, Trịnh Văn </w:t>
+            </w:r>
+            <w:proofErr w:type="spellStart"/>
+            <w:r>
+              <w:rPr>
+                <w:rFonts w:ascii="Verdana" w:hAnsi="Verdana"/>
+                <w:sz w:val="20"/>
+                <w:szCs w:val="20"/>
+              </w:rPr>
+              <w:t>Hợp</w:t>
+            </w:r>
+            <w:proofErr w:type="spellEnd"/>
+            <w:r>
+              <w:rPr>
+                <w:rFonts w:ascii="Verdana" w:hAnsi="Verdana"/>
+                <w:sz w:val="20"/>
+                <w:szCs w:val="20"/>
+              </w:rPr>
+              <w:t>, Trương Minh Quang</w:t>
             </w:r>
           </w:p>
         </w:tc>
@@ -1743,13 +2281,401 @@
                 <w:szCs w:val="20"/>
               </w:rPr>
             </w:pPr>
-            <w:r>
-              <w:rPr>
-                <w:rFonts w:ascii="Verdana" w:hAnsi="Verdana"/>
-                <w:sz w:val="20"/>
-                <w:szCs w:val="20"/>
-              </w:rPr>
-              <w:t>Cập nhật tài liệu Kế hoạch SDP theo góp ý của TA; lên lịch Sprint 2 Backlog trên Jira (ước lượng thời gian và phân công task cho 5 thành viên).</w:t>
+            <w:proofErr w:type="spellStart"/>
+            <w:r>
+              <w:rPr>
+                <w:rFonts w:ascii="Verdana" w:hAnsi="Verdana"/>
+                <w:sz w:val="20"/>
+                <w:szCs w:val="20"/>
+              </w:rPr>
+              <w:t>Cập</w:t>
+            </w:r>
+            <w:proofErr w:type="spellEnd"/>
+            <w:r>
+              <w:rPr>
+                <w:rFonts w:ascii="Verdana" w:hAnsi="Verdana"/>
+                <w:sz w:val="20"/>
+                <w:szCs w:val="20"/>
+              </w:rPr>
+              <w:t xml:space="preserve"> </w:t>
+            </w:r>
+            <w:proofErr w:type="spellStart"/>
+            <w:r>
+              <w:rPr>
+                <w:rFonts w:ascii="Verdana" w:hAnsi="Verdana"/>
+                <w:sz w:val="20"/>
+                <w:szCs w:val="20"/>
+              </w:rPr>
+              <w:t>nhật</w:t>
+            </w:r>
+            <w:proofErr w:type="spellEnd"/>
+            <w:r>
+              <w:rPr>
+                <w:rFonts w:ascii="Verdana" w:hAnsi="Verdana"/>
+                <w:sz w:val="20"/>
+                <w:szCs w:val="20"/>
+              </w:rPr>
+              <w:t xml:space="preserve"> </w:t>
+            </w:r>
+            <w:proofErr w:type="spellStart"/>
+            <w:r>
+              <w:rPr>
+                <w:rFonts w:ascii="Verdana" w:hAnsi="Verdana"/>
+                <w:sz w:val="20"/>
+                <w:szCs w:val="20"/>
+              </w:rPr>
+              <w:t>tài</w:t>
+            </w:r>
+            <w:proofErr w:type="spellEnd"/>
+            <w:r>
+              <w:rPr>
+                <w:rFonts w:ascii="Verdana" w:hAnsi="Verdana"/>
+                <w:sz w:val="20"/>
+                <w:szCs w:val="20"/>
+              </w:rPr>
+              <w:t xml:space="preserve"> </w:t>
+            </w:r>
+            <w:proofErr w:type="spellStart"/>
+            <w:r>
+              <w:rPr>
+                <w:rFonts w:ascii="Verdana" w:hAnsi="Verdana"/>
+                <w:sz w:val="20"/>
+                <w:szCs w:val="20"/>
+              </w:rPr>
+              <w:t>liệu</w:t>
+            </w:r>
+            <w:proofErr w:type="spellEnd"/>
+            <w:r>
+              <w:rPr>
+                <w:rFonts w:ascii="Verdana" w:hAnsi="Verdana"/>
+                <w:sz w:val="20"/>
+                <w:szCs w:val="20"/>
+              </w:rPr>
+              <w:t xml:space="preserve"> </w:t>
+            </w:r>
+            <w:proofErr w:type="spellStart"/>
+            <w:r>
+              <w:rPr>
+                <w:rFonts w:ascii="Verdana" w:hAnsi="Verdana"/>
+                <w:sz w:val="20"/>
+                <w:szCs w:val="20"/>
+              </w:rPr>
+              <w:t>Kế</w:t>
+            </w:r>
+            <w:proofErr w:type="spellEnd"/>
+            <w:r>
+              <w:rPr>
+                <w:rFonts w:ascii="Verdana" w:hAnsi="Verdana"/>
+                <w:sz w:val="20"/>
+                <w:szCs w:val="20"/>
+              </w:rPr>
+              <w:t xml:space="preserve"> </w:t>
+            </w:r>
+            <w:proofErr w:type="spellStart"/>
+            <w:r>
+              <w:rPr>
+                <w:rFonts w:ascii="Verdana" w:hAnsi="Verdana"/>
+                <w:sz w:val="20"/>
+                <w:szCs w:val="20"/>
+              </w:rPr>
+              <w:t>hoạch</w:t>
+            </w:r>
+            <w:proofErr w:type="spellEnd"/>
+            <w:r>
+              <w:rPr>
+                <w:rFonts w:ascii="Verdana" w:hAnsi="Verdana"/>
+                <w:sz w:val="20"/>
+                <w:szCs w:val="20"/>
+              </w:rPr>
+              <w:t xml:space="preserve"> SDP </w:t>
+            </w:r>
+            <w:proofErr w:type="spellStart"/>
+            <w:r>
+              <w:rPr>
+                <w:rFonts w:ascii="Verdana" w:hAnsi="Verdana"/>
+                <w:sz w:val="20"/>
+                <w:szCs w:val="20"/>
+              </w:rPr>
+              <w:t>theo</w:t>
+            </w:r>
+            <w:proofErr w:type="spellEnd"/>
+            <w:r>
+              <w:rPr>
+                <w:rFonts w:ascii="Verdana" w:hAnsi="Verdana"/>
+                <w:sz w:val="20"/>
+                <w:szCs w:val="20"/>
+              </w:rPr>
+              <w:t xml:space="preserve"> </w:t>
+            </w:r>
+            <w:proofErr w:type="spellStart"/>
+            <w:r>
+              <w:rPr>
+                <w:rFonts w:ascii="Verdana" w:hAnsi="Verdana"/>
+                <w:sz w:val="20"/>
+                <w:szCs w:val="20"/>
+              </w:rPr>
+              <w:t>góp</w:t>
+            </w:r>
+            <w:proofErr w:type="spellEnd"/>
+            <w:r>
+              <w:rPr>
+                <w:rFonts w:ascii="Verdana" w:hAnsi="Verdana"/>
+                <w:sz w:val="20"/>
+                <w:szCs w:val="20"/>
+              </w:rPr>
+              <w:t xml:space="preserve"> ý </w:t>
+            </w:r>
+            <w:proofErr w:type="spellStart"/>
+            <w:r>
+              <w:rPr>
+                <w:rFonts w:ascii="Verdana" w:hAnsi="Verdana"/>
+                <w:sz w:val="20"/>
+                <w:szCs w:val="20"/>
+              </w:rPr>
+              <w:t>của</w:t>
+            </w:r>
+            <w:proofErr w:type="spellEnd"/>
+            <w:r>
+              <w:rPr>
+                <w:rFonts w:ascii="Verdana" w:hAnsi="Verdana"/>
+                <w:sz w:val="20"/>
+                <w:szCs w:val="20"/>
+              </w:rPr>
+              <w:t xml:space="preserve"> TA; </w:t>
+            </w:r>
+            <w:proofErr w:type="spellStart"/>
+            <w:r>
+              <w:rPr>
+                <w:rFonts w:ascii="Verdana" w:hAnsi="Verdana"/>
+                <w:sz w:val="20"/>
+                <w:szCs w:val="20"/>
+              </w:rPr>
+              <w:t>lên</w:t>
+            </w:r>
+            <w:proofErr w:type="spellEnd"/>
+            <w:r>
+              <w:rPr>
+                <w:rFonts w:ascii="Verdana" w:hAnsi="Verdana"/>
+                <w:sz w:val="20"/>
+                <w:szCs w:val="20"/>
+              </w:rPr>
+              <w:t xml:space="preserve"> </w:t>
+            </w:r>
+            <w:proofErr w:type="spellStart"/>
+            <w:r>
+              <w:rPr>
+                <w:rFonts w:ascii="Verdana" w:hAnsi="Verdana"/>
+                <w:sz w:val="20"/>
+                <w:szCs w:val="20"/>
+              </w:rPr>
+              <w:t>lịch</w:t>
+            </w:r>
+            <w:proofErr w:type="spellEnd"/>
+            <w:r>
+              <w:rPr>
+                <w:rFonts w:ascii="Verdana" w:hAnsi="Verdana"/>
+                <w:sz w:val="20"/>
+                <w:szCs w:val="20"/>
+              </w:rPr>
+              <w:t xml:space="preserve"> Sprint 2 Backlog </w:t>
+            </w:r>
+            <w:proofErr w:type="spellStart"/>
+            <w:r>
+              <w:rPr>
+                <w:rFonts w:ascii="Verdana" w:hAnsi="Verdana"/>
+                <w:sz w:val="20"/>
+                <w:szCs w:val="20"/>
+              </w:rPr>
+              <w:t>trên</w:t>
+            </w:r>
+            <w:proofErr w:type="spellEnd"/>
+            <w:r>
+              <w:rPr>
+                <w:rFonts w:ascii="Verdana" w:hAnsi="Verdana"/>
+                <w:sz w:val="20"/>
+                <w:szCs w:val="20"/>
+              </w:rPr>
+              <w:t xml:space="preserve"> Jira (</w:t>
+            </w:r>
+            <w:proofErr w:type="spellStart"/>
+            <w:r>
+              <w:rPr>
+                <w:rFonts w:ascii="Verdana" w:hAnsi="Verdana"/>
+                <w:sz w:val="20"/>
+                <w:szCs w:val="20"/>
+              </w:rPr>
+              <w:t>ước</w:t>
+            </w:r>
+            <w:proofErr w:type="spellEnd"/>
+            <w:r>
+              <w:rPr>
+                <w:rFonts w:ascii="Verdana" w:hAnsi="Verdana"/>
+                <w:sz w:val="20"/>
+                <w:szCs w:val="20"/>
+              </w:rPr>
+              <w:t xml:space="preserve"> </w:t>
+            </w:r>
+            <w:proofErr w:type="spellStart"/>
+            <w:r>
+              <w:rPr>
+                <w:rFonts w:ascii="Verdana" w:hAnsi="Verdana"/>
+                <w:sz w:val="20"/>
+                <w:szCs w:val="20"/>
+              </w:rPr>
+              <w:t>lượng</w:t>
+            </w:r>
+            <w:proofErr w:type="spellEnd"/>
+            <w:r>
+              <w:rPr>
+                <w:rFonts w:ascii="Verdana" w:hAnsi="Verdana"/>
+                <w:sz w:val="20"/>
+                <w:szCs w:val="20"/>
+              </w:rPr>
+              <w:t xml:space="preserve"> </w:t>
+            </w:r>
+            <w:proofErr w:type="spellStart"/>
+            <w:r>
+              <w:rPr>
+                <w:rFonts w:ascii="Verdana" w:hAnsi="Verdana"/>
+                <w:sz w:val="20"/>
+                <w:szCs w:val="20"/>
+              </w:rPr>
+              <w:t>thời</w:t>
+            </w:r>
+            <w:proofErr w:type="spellEnd"/>
+            <w:r>
+              <w:rPr>
+                <w:rFonts w:ascii="Verdana" w:hAnsi="Verdana"/>
+                <w:sz w:val="20"/>
+                <w:szCs w:val="20"/>
+              </w:rPr>
+              <w:t xml:space="preserve"> </w:t>
+            </w:r>
+            <w:proofErr w:type="spellStart"/>
+            <w:r>
+              <w:rPr>
+                <w:rFonts w:ascii="Verdana" w:hAnsi="Verdana"/>
+                <w:sz w:val="20"/>
+                <w:szCs w:val="20"/>
+              </w:rPr>
+              <w:t>gian</w:t>
+            </w:r>
+            <w:proofErr w:type="spellEnd"/>
+            <w:r>
+              <w:rPr>
+                <w:rFonts w:ascii="Verdana" w:hAnsi="Verdana"/>
+                <w:sz w:val="20"/>
+                <w:szCs w:val="20"/>
+              </w:rPr>
+              <w:t xml:space="preserve"> </w:t>
+            </w:r>
+            <w:proofErr w:type="spellStart"/>
+            <w:r>
+              <w:rPr>
+                <w:rFonts w:ascii="Verdana" w:hAnsi="Verdana"/>
+                <w:sz w:val="20"/>
+                <w:szCs w:val="20"/>
+              </w:rPr>
+              <w:t>và</w:t>
+            </w:r>
+            <w:proofErr w:type="spellEnd"/>
+            <w:r>
+              <w:rPr>
+                <w:rFonts w:ascii="Verdana" w:hAnsi="Verdana"/>
+                <w:sz w:val="20"/>
+                <w:szCs w:val="20"/>
+              </w:rPr>
+              <w:t xml:space="preserve"> </w:t>
+            </w:r>
+            <w:proofErr w:type="spellStart"/>
+            <w:r>
+              <w:rPr>
+                <w:rFonts w:ascii="Verdana" w:hAnsi="Verdana"/>
+                <w:sz w:val="20"/>
+                <w:szCs w:val="20"/>
+              </w:rPr>
+              <w:t>phân</w:t>
+            </w:r>
+            <w:proofErr w:type="spellEnd"/>
+            <w:r>
+              <w:rPr>
+                <w:rFonts w:ascii="Verdana" w:hAnsi="Verdana"/>
+                <w:sz w:val="20"/>
+                <w:szCs w:val="20"/>
+              </w:rPr>
+              <w:t xml:space="preserve"> </w:t>
+            </w:r>
+            <w:proofErr w:type="spellStart"/>
+            <w:r>
+              <w:rPr>
+                <w:rFonts w:ascii="Verdana" w:hAnsi="Verdana"/>
+                <w:sz w:val="20"/>
+                <w:szCs w:val="20"/>
+              </w:rPr>
+              <w:t>công</w:t>
+            </w:r>
+            <w:proofErr w:type="spellEnd"/>
+            <w:r>
+              <w:rPr>
+                <w:rFonts w:ascii="Verdana" w:hAnsi="Verdana"/>
+                <w:sz w:val="20"/>
+                <w:szCs w:val="20"/>
+              </w:rPr>
+              <w:t xml:space="preserve"> task </w:t>
+            </w:r>
+            <w:proofErr w:type="spellStart"/>
+            <w:r>
+              <w:rPr>
+                <w:rFonts w:ascii="Verdana" w:hAnsi="Verdana"/>
+                <w:sz w:val="20"/>
+                <w:szCs w:val="20"/>
+              </w:rPr>
+              <w:t>cho</w:t>
+            </w:r>
+            <w:proofErr w:type="spellEnd"/>
+            <w:r>
+              <w:rPr>
+                <w:rFonts w:ascii="Verdana" w:hAnsi="Verdana"/>
+                <w:sz w:val="20"/>
+                <w:szCs w:val="20"/>
+              </w:rPr>
+              <w:t xml:space="preserve"> 5 </w:t>
+            </w:r>
+            <w:proofErr w:type="spellStart"/>
+            <w:r>
+              <w:rPr>
+                <w:rFonts w:ascii="Verdana" w:hAnsi="Verdana"/>
+                <w:sz w:val="20"/>
+                <w:szCs w:val="20"/>
+              </w:rPr>
+              <w:t>thành</w:t>
+            </w:r>
+            <w:proofErr w:type="spellEnd"/>
+            <w:r>
+              <w:rPr>
+                <w:rFonts w:ascii="Verdana" w:hAnsi="Verdana"/>
+                <w:sz w:val="20"/>
+                <w:szCs w:val="20"/>
+              </w:rPr>
+              <w:t xml:space="preserve"> </w:t>
+            </w:r>
+            <w:proofErr w:type="spellStart"/>
+            <w:r>
+              <w:rPr>
+                <w:rFonts w:ascii="Verdana" w:hAnsi="Verdana"/>
+                <w:sz w:val="20"/>
+                <w:szCs w:val="20"/>
+              </w:rPr>
+              <w:t>viên</w:t>
+            </w:r>
+            <w:proofErr w:type="spellEnd"/>
+            <w:r>
+              <w:rPr>
+                <w:rFonts w:ascii="Verdana" w:hAnsi="Verdana"/>
+                <w:sz w:val="20"/>
+                <w:szCs w:val="20"/>
+              </w:rPr>
+              <w:t>).</w:t>
             </w:r>
           </w:p>
         </w:tc>
@@ -1842,13 +2768,113 @@
                 <w:szCs w:val="20"/>
               </w:rPr>
             </w:pPr>
-            <w:r>
-              <w:rPr>
-                <w:rFonts w:ascii="Verdana" w:hAnsi="Verdana"/>
-                <w:sz w:val="20"/>
-                <w:szCs w:val="20"/>
-              </w:rPr>
-              <w:t>Rà soát feedback của TA, chỉnh sửa lại file Vision</w:t>
+            <w:proofErr w:type="spellStart"/>
+            <w:r>
+              <w:rPr>
+                <w:rFonts w:ascii="Verdana" w:hAnsi="Verdana"/>
+                <w:sz w:val="20"/>
+                <w:szCs w:val="20"/>
+              </w:rPr>
+              <w:t>Rà</w:t>
+            </w:r>
+            <w:proofErr w:type="spellEnd"/>
+            <w:r>
+              <w:rPr>
+                <w:rFonts w:ascii="Verdana" w:hAnsi="Verdana"/>
+                <w:sz w:val="20"/>
+                <w:szCs w:val="20"/>
+              </w:rPr>
+              <w:t xml:space="preserve"> </w:t>
+            </w:r>
+            <w:proofErr w:type="spellStart"/>
+            <w:r>
+              <w:rPr>
+                <w:rFonts w:ascii="Verdana" w:hAnsi="Verdana"/>
+                <w:sz w:val="20"/>
+                <w:szCs w:val="20"/>
+              </w:rPr>
+              <w:t>soát</w:t>
+            </w:r>
+            <w:proofErr w:type="spellEnd"/>
+            <w:r>
+              <w:rPr>
+                <w:rFonts w:ascii="Verdana" w:hAnsi="Verdana"/>
+                <w:sz w:val="20"/>
+                <w:szCs w:val="20"/>
+              </w:rPr>
+              <w:t xml:space="preserve"> feedback </w:t>
+            </w:r>
+            <w:proofErr w:type="spellStart"/>
+            <w:r>
+              <w:rPr>
+                <w:rFonts w:ascii="Verdana" w:hAnsi="Verdana"/>
+                <w:sz w:val="20"/>
+                <w:szCs w:val="20"/>
+              </w:rPr>
+              <w:t>của</w:t>
+            </w:r>
+            <w:proofErr w:type="spellEnd"/>
+            <w:r>
+              <w:rPr>
+                <w:rFonts w:ascii="Verdana" w:hAnsi="Verdana"/>
+                <w:sz w:val="20"/>
+                <w:szCs w:val="20"/>
+              </w:rPr>
+              <w:t xml:space="preserve"> TA, </w:t>
+            </w:r>
+            <w:proofErr w:type="spellStart"/>
+            <w:r>
+              <w:rPr>
+                <w:rFonts w:ascii="Verdana" w:hAnsi="Verdana"/>
+                <w:sz w:val="20"/>
+                <w:szCs w:val="20"/>
+              </w:rPr>
+              <w:t>chỉnh</w:t>
+            </w:r>
+            <w:proofErr w:type="spellEnd"/>
+            <w:r>
+              <w:rPr>
+                <w:rFonts w:ascii="Verdana" w:hAnsi="Verdana"/>
+                <w:sz w:val="20"/>
+                <w:szCs w:val="20"/>
+              </w:rPr>
+              <w:t xml:space="preserve"> </w:t>
+            </w:r>
+            <w:proofErr w:type="spellStart"/>
+            <w:r>
+              <w:rPr>
+                <w:rFonts w:ascii="Verdana" w:hAnsi="Verdana"/>
+                <w:sz w:val="20"/>
+                <w:szCs w:val="20"/>
+              </w:rPr>
+              <w:t>sửa</w:t>
+            </w:r>
+            <w:proofErr w:type="spellEnd"/>
+            <w:r>
+              <w:rPr>
+                <w:rFonts w:ascii="Verdana" w:hAnsi="Verdana"/>
+                <w:sz w:val="20"/>
+                <w:szCs w:val="20"/>
+              </w:rPr>
+              <w:t xml:space="preserve"> </w:t>
+            </w:r>
+            <w:proofErr w:type="spellStart"/>
+            <w:r>
+              <w:rPr>
+                <w:rFonts w:ascii="Verdana" w:hAnsi="Verdana"/>
+                <w:sz w:val="20"/>
+                <w:szCs w:val="20"/>
+              </w:rPr>
+              <w:t>lại</w:t>
+            </w:r>
+            <w:proofErr w:type="spellEnd"/>
+            <w:r>
+              <w:rPr>
+                <w:rFonts w:ascii="Verdana" w:hAnsi="Verdana"/>
+                <w:sz w:val="20"/>
+                <w:szCs w:val="20"/>
+              </w:rPr>
+              <w:t xml:space="preserve"> file Vision</w:t>
             </w:r>
             <w:r>
               <w:rPr>
@@ -1858,13 +2884,131 @@
               </w:rPr>
               <w:t xml:space="preserve">, </w:t>
             </w:r>
-            <w:r>
-              <w:rPr>
-                <w:rFonts w:ascii="Verdana" w:hAnsi="Verdana"/>
-                <w:sz w:val="20"/>
-                <w:szCs w:val="20"/>
-              </w:rPr>
-              <w:t>tìm hiểu công cụ StarUML để vẽ Use Case Diagram.</w:t>
+            <w:proofErr w:type="spellStart"/>
+            <w:r>
+              <w:rPr>
+                <w:rFonts w:ascii="Verdana" w:hAnsi="Verdana"/>
+                <w:sz w:val="20"/>
+                <w:szCs w:val="20"/>
+              </w:rPr>
+              <w:t>tìm</w:t>
+            </w:r>
+            <w:proofErr w:type="spellEnd"/>
+            <w:r>
+              <w:rPr>
+                <w:rFonts w:ascii="Verdana" w:hAnsi="Verdana"/>
+                <w:sz w:val="20"/>
+                <w:szCs w:val="20"/>
+              </w:rPr>
+              <w:t xml:space="preserve"> </w:t>
+            </w:r>
+            <w:proofErr w:type="spellStart"/>
+            <w:r>
+              <w:rPr>
+                <w:rFonts w:ascii="Verdana" w:hAnsi="Verdana"/>
+                <w:sz w:val="20"/>
+                <w:szCs w:val="20"/>
+              </w:rPr>
+              <w:t>hiểu</w:t>
+            </w:r>
+            <w:proofErr w:type="spellEnd"/>
+            <w:r>
+              <w:rPr>
+                <w:rFonts w:ascii="Verdana" w:hAnsi="Verdana"/>
+                <w:sz w:val="20"/>
+                <w:szCs w:val="20"/>
+              </w:rPr>
+              <w:t xml:space="preserve"> </w:t>
+            </w:r>
+            <w:proofErr w:type="spellStart"/>
+            <w:r>
+              <w:rPr>
+                <w:rFonts w:ascii="Verdana" w:hAnsi="Verdana"/>
+                <w:sz w:val="20"/>
+                <w:szCs w:val="20"/>
+              </w:rPr>
+              <w:t>công</w:t>
+            </w:r>
+            <w:proofErr w:type="spellEnd"/>
+            <w:r>
+              <w:rPr>
+                <w:rFonts w:ascii="Verdana" w:hAnsi="Verdana"/>
+                <w:sz w:val="20"/>
+                <w:szCs w:val="20"/>
+              </w:rPr>
+              <w:t xml:space="preserve"> </w:t>
+            </w:r>
+            <w:proofErr w:type="spellStart"/>
+            <w:r>
+              <w:rPr>
+                <w:rFonts w:ascii="Verdana" w:hAnsi="Verdana"/>
+                <w:sz w:val="20"/>
+                <w:szCs w:val="20"/>
+              </w:rPr>
+              <w:t>cụ</w:t>
+            </w:r>
+            <w:proofErr w:type="spellEnd"/>
+            <w:r>
+              <w:rPr>
+                <w:rFonts w:ascii="Verdana" w:hAnsi="Verdana"/>
+                <w:sz w:val="20"/>
+                <w:szCs w:val="20"/>
+              </w:rPr>
+              <w:t xml:space="preserve"> </w:t>
+            </w:r>
+            <w:proofErr w:type="spellStart"/>
+            <w:r>
+              <w:rPr>
+                <w:rFonts w:ascii="Verdana" w:hAnsi="Verdana"/>
+                <w:sz w:val="20"/>
+                <w:szCs w:val="20"/>
+              </w:rPr>
+              <w:t>StarUML</w:t>
+            </w:r>
+            <w:proofErr w:type="spellEnd"/>
+            <w:r>
+              <w:rPr>
+                <w:rFonts w:ascii="Verdana" w:hAnsi="Verdana"/>
+                <w:sz w:val="20"/>
+                <w:szCs w:val="20"/>
+              </w:rPr>
+              <w:t xml:space="preserve"> </w:t>
+            </w:r>
+            <w:proofErr w:type="spellStart"/>
+            <w:r>
+              <w:rPr>
+                <w:rFonts w:ascii="Verdana" w:hAnsi="Verdana"/>
+                <w:sz w:val="20"/>
+                <w:szCs w:val="20"/>
+              </w:rPr>
+              <w:t>để</w:t>
+            </w:r>
+            <w:proofErr w:type="spellEnd"/>
+            <w:r>
+              <w:rPr>
+                <w:rFonts w:ascii="Verdana" w:hAnsi="Verdana"/>
+                <w:sz w:val="20"/>
+                <w:szCs w:val="20"/>
+              </w:rPr>
+              <w:t xml:space="preserve"> </w:t>
+            </w:r>
+            <w:proofErr w:type="spellStart"/>
+            <w:r>
+              <w:rPr>
+                <w:rFonts w:ascii="Verdana" w:hAnsi="Verdana"/>
+                <w:sz w:val="20"/>
+                <w:szCs w:val="20"/>
+              </w:rPr>
+              <w:t>vẽ</w:t>
+            </w:r>
+            <w:proofErr w:type="spellEnd"/>
+            <w:r>
+              <w:rPr>
+                <w:rFonts w:ascii="Verdana" w:hAnsi="Verdana"/>
+                <w:sz w:val="20"/>
+                <w:szCs w:val="20"/>
+              </w:rPr>
+              <w:t xml:space="preserve"> Use Case Diagram.</w:t>
             </w:r>
           </w:p>
         </w:tc>
@@ -1916,7 +3060,25 @@
                 <w:sz w:val="20"/>
                 <w:szCs w:val="20"/>
               </w:rPr>
-              <w:t>Võ Nhât Liệu</w:t>
+              <w:t xml:space="preserve">Võ </w:t>
+            </w:r>
+            <w:proofErr w:type="spellStart"/>
+            <w:r>
+              <w:rPr>
+                <w:rFonts w:ascii="Verdana" w:hAnsi="Verdana"/>
+                <w:sz w:val="20"/>
+                <w:szCs w:val="20"/>
+              </w:rPr>
+              <w:t>Nhât</w:t>
+            </w:r>
+            <w:proofErr w:type="spellEnd"/>
+            <w:r>
+              <w:rPr>
+                <w:rFonts w:ascii="Verdana" w:hAnsi="Verdana"/>
+                <w:sz w:val="20"/>
+                <w:szCs w:val="20"/>
+              </w:rPr>
+              <w:t xml:space="preserve"> Liệu</w:t>
             </w:r>
           </w:p>
         </w:tc>
@@ -1957,13 +3119,203 @@
                 <w:szCs w:val="20"/>
               </w:rPr>
             </w:pPr>
-            <w:r>
-              <w:rPr>
-                <w:rFonts w:ascii="Verdana" w:hAnsi="Verdana"/>
-                <w:sz w:val="20"/>
-                <w:szCs w:val="20"/>
-              </w:rPr>
-              <w:t>Hỗ trợ sửa file Vision theo góp ý của TA; tìm hiểu mẫu kịch bản Use-case Specification</w:t>
+            <w:proofErr w:type="spellStart"/>
+            <w:r>
+              <w:rPr>
+                <w:rFonts w:ascii="Verdana" w:hAnsi="Verdana"/>
+                <w:sz w:val="20"/>
+                <w:szCs w:val="20"/>
+              </w:rPr>
+              <w:t>Hỗ</w:t>
+            </w:r>
+            <w:proofErr w:type="spellEnd"/>
+            <w:r>
+              <w:rPr>
+                <w:rFonts w:ascii="Verdana" w:hAnsi="Verdana"/>
+                <w:sz w:val="20"/>
+                <w:szCs w:val="20"/>
+              </w:rPr>
+              <w:t xml:space="preserve"> </w:t>
+            </w:r>
+            <w:proofErr w:type="spellStart"/>
+            <w:r>
+              <w:rPr>
+                <w:rFonts w:ascii="Verdana" w:hAnsi="Verdana"/>
+                <w:sz w:val="20"/>
+                <w:szCs w:val="20"/>
+              </w:rPr>
+              <w:t>trợ</w:t>
+            </w:r>
+            <w:proofErr w:type="spellEnd"/>
+            <w:r>
+              <w:rPr>
+                <w:rFonts w:ascii="Verdana" w:hAnsi="Verdana"/>
+                <w:sz w:val="20"/>
+                <w:szCs w:val="20"/>
+              </w:rPr>
+              <w:t xml:space="preserve"> </w:t>
+            </w:r>
+            <w:proofErr w:type="spellStart"/>
+            <w:r>
+              <w:rPr>
+                <w:rFonts w:ascii="Verdana" w:hAnsi="Verdana"/>
+                <w:sz w:val="20"/>
+                <w:szCs w:val="20"/>
+              </w:rPr>
+              <w:t>sửa</w:t>
+            </w:r>
+            <w:proofErr w:type="spellEnd"/>
+            <w:r>
+              <w:rPr>
+                <w:rFonts w:ascii="Verdana" w:hAnsi="Verdana"/>
+                <w:sz w:val="20"/>
+                <w:szCs w:val="20"/>
+              </w:rPr>
+              <w:t xml:space="preserve"> file Vision </w:t>
+            </w:r>
+            <w:proofErr w:type="spellStart"/>
+            <w:r>
+              <w:rPr>
+                <w:rFonts w:ascii="Verdana" w:hAnsi="Verdana"/>
+                <w:sz w:val="20"/>
+                <w:szCs w:val="20"/>
+              </w:rPr>
+              <w:t>theo</w:t>
+            </w:r>
+            <w:proofErr w:type="spellEnd"/>
+            <w:r>
+              <w:rPr>
+                <w:rFonts w:ascii="Verdana" w:hAnsi="Verdana"/>
+                <w:sz w:val="20"/>
+                <w:szCs w:val="20"/>
+              </w:rPr>
+              <w:t xml:space="preserve"> </w:t>
+            </w:r>
+            <w:proofErr w:type="spellStart"/>
+            <w:r>
+              <w:rPr>
+                <w:rFonts w:ascii="Verdana" w:hAnsi="Verdana"/>
+                <w:sz w:val="20"/>
+                <w:szCs w:val="20"/>
+              </w:rPr>
+              <w:t>góp</w:t>
+            </w:r>
+            <w:proofErr w:type="spellEnd"/>
+            <w:r>
+              <w:rPr>
+                <w:rFonts w:ascii="Verdana" w:hAnsi="Verdana"/>
+                <w:sz w:val="20"/>
+                <w:szCs w:val="20"/>
+              </w:rPr>
+              <w:t xml:space="preserve"> ý </w:t>
+            </w:r>
+            <w:proofErr w:type="spellStart"/>
+            <w:r>
+              <w:rPr>
+                <w:rFonts w:ascii="Verdana" w:hAnsi="Verdana"/>
+                <w:sz w:val="20"/>
+                <w:szCs w:val="20"/>
+              </w:rPr>
+              <w:t>của</w:t>
+            </w:r>
+            <w:proofErr w:type="spellEnd"/>
+            <w:r>
+              <w:rPr>
+                <w:rFonts w:ascii="Verdana" w:hAnsi="Verdana"/>
+                <w:sz w:val="20"/>
+                <w:szCs w:val="20"/>
+              </w:rPr>
+              <w:t xml:space="preserve"> TA; </w:t>
+            </w:r>
+            <w:proofErr w:type="spellStart"/>
+            <w:r>
+              <w:rPr>
+                <w:rFonts w:ascii="Verdana" w:hAnsi="Verdana"/>
+                <w:sz w:val="20"/>
+                <w:szCs w:val="20"/>
+              </w:rPr>
+              <w:t>tìm</w:t>
+            </w:r>
+            <w:proofErr w:type="spellEnd"/>
+            <w:r>
+              <w:rPr>
+                <w:rFonts w:ascii="Verdana" w:hAnsi="Verdana"/>
+                <w:sz w:val="20"/>
+                <w:szCs w:val="20"/>
+              </w:rPr>
+              <w:t xml:space="preserve"> </w:t>
+            </w:r>
+            <w:proofErr w:type="spellStart"/>
+            <w:r>
+              <w:rPr>
+                <w:rFonts w:ascii="Verdana" w:hAnsi="Verdana"/>
+                <w:sz w:val="20"/>
+                <w:szCs w:val="20"/>
+              </w:rPr>
+              <w:t>hiểu</w:t>
+            </w:r>
+            <w:proofErr w:type="spellEnd"/>
+            <w:r>
+              <w:rPr>
+                <w:rFonts w:ascii="Verdana" w:hAnsi="Verdana"/>
+                <w:sz w:val="20"/>
+                <w:szCs w:val="20"/>
+              </w:rPr>
+              <w:t xml:space="preserve"> </w:t>
+            </w:r>
+            <w:proofErr w:type="spellStart"/>
+            <w:r>
+              <w:rPr>
+                <w:rFonts w:ascii="Verdana" w:hAnsi="Verdana"/>
+                <w:sz w:val="20"/>
+                <w:szCs w:val="20"/>
+              </w:rPr>
+              <w:t>mẫu</w:t>
+            </w:r>
+            <w:proofErr w:type="spellEnd"/>
+            <w:r>
+              <w:rPr>
+                <w:rFonts w:ascii="Verdana" w:hAnsi="Verdana"/>
+                <w:sz w:val="20"/>
+                <w:szCs w:val="20"/>
+              </w:rPr>
+              <w:t xml:space="preserve"> </w:t>
+            </w:r>
+            <w:proofErr w:type="spellStart"/>
+            <w:r>
+              <w:rPr>
+                <w:rFonts w:ascii="Verdana" w:hAnsi="Verdana"/>
+                <w:sz w:val="20"/>
+                <w:szCs w:val="20"/>
+              </w:rPr>
+              <w:t>kịch</w:t>
+            </w:r>
+            <w:proofErr w:type="spellEnd"/>
+            <w:r>
+              <w:rPr>
+                <w:rFonts w:ascii="Verdana" w:hAnsi="Verdana"/>
+                <w:sz w:val="20"/>
+                <w:szCs w:val="20"/>
+              </w:rPr>
+              <w:t xml:space="preserve"> </w:t>
+            </w:r>
+            <w:proofErr w:type="spellStart"/>
+            <w:r>
+              <w:rPr>
+                <w:rFonts w:ascii="Verdana" w:hAnsi="Verdana"/>
+                <w:sz w:val="20"/>
+                <w:szCs w:val="20"/>
+              </w:rPr>
+              <w:t>bản</w:t>
+            </w:r>
+            <w:proofErr w:type="spellEnd"/>
+            <w:r>
+              <w:rPr>
+                <w:rFonts w:ascii="Verdana" w:hAnsi="Verdana"/>
+                <w:sz w:val="20"/>
+                <w:szCs w:val="20"/>
+              </w:rPr>
+              <w:t xml:space="preserve"> Use-case Specification</w:t>
             </w:r>
             <w:r>
               <w:rPr>
@@ -2025,8 +3377,18 @@
                 <w:sz w:val="20"/>
                 <w:szCs w:val="20"/>
               </w:rPr>
-              <w:t>Trịnh Văn Hợp</w:t>
-            </w:r>
+              <w:t xml:space="preserve">Trịnh Văn </w:t>
+            </w:r>
+            <w:proofErr w:type="spellStart"/>
+            <w:r>
+              <w:rPr>
+                <w:rFonts w:ascii="Verdana" w:hAnsi="Verdana"/>
+                <w:sz w:val="20"/>
+                <w:szCs w:val="20"/>
+              </w:rPr>
+              <w:t>Hợp</w:t>
+            </w:r>
+            <w:proofErr w:type="spellEnd"/>
           </w:p>
         </w:tc>
       </w:tr>
@@ -2050,6 +3412,7 @@
                 <w:sz w:val="20"/>
                 <w:szCs w:val="20"/>
               </w:rPr>
+              <w:lastRenderedPageBreak/>
               <w:t>4</w:t>
             </w:r>
           </w:p>
@@ -2066,22 +3429,383 @@
                 <w:szCs w:val="20"/>
               </w:rPr>
             </w:pPr>
-            <w:r>
-              <w:rPr>
-                <w:rFonts w:ascii="Verdana" w:hAnsi="Verdana"/>
-                <w:sz w:val="20"/>
-                <w:szCs w:val="20"/>
-              </w:rPr>
-              <w:t xml:space="preserve">Rà soát và sửa phần NFRs/Kiến trúc theo </w:t>
-            </w:r>
-            <w:r>
-              <w:rPr>
-                <w:rFonts w:ascii="Verdana" w:hAnsi="Verdana"/>
-                <w:sz w:val="20"/>
-                <w:szCs w:val="20"/>
-              </w:rPr>
-              <w:lastRenderedPageBreak/>
-              <w:t>feedback; tìm hiểu quy chuẩn viết đặc tả Use Case cho phân hệ AI và thanh toán.</w:t>
+            <w:proofErr w:type="spellStart"/>
+            <w:r>
+              <w:rPr>
+                <w:rFonts w:ascii="Verdana" w:hAnsi="Verdana"/>
+                <w:sz w:val="20"/>
+                <w:szCs w:val="20"/>
+              </w:rPr>
+              <w:t>Rà</w:t>
+            </w:r>
+            <w:proofErr w:type="spellEnd"/>
+            <w:r>
+              <w:rPr>
+                <w:rFonts w:ascii="Verdana" w:hAnsi="Verdana"/>
+                <w:sz w:val="20"/>
+                <w:szCs w:val="20"/>
+              </w:rPr>
+              <w:t xml:space="preserve"> </w:t>
+            </w:r>
+            <w:proofErr w:type="spellStart"/>
+            <w:r>
+              <w:rPr>
+                <w:rFonts w:ascii="Verdana" w:hAnsi="Verdana"/>
+                <w:sz w:val="20"/>
+                <w:szCs w:val="20"/>
+              </w:rPr>
+              <w:t>soát</w:t>
+            </w:r>
+            <w:proofErr w:type="spellEnd"/>
+            <w:r>
+              <w:rPr>
+                <w:rFonts w:ascii="Verdana" w:hAnsi="Verdana"/>
+                <w:sz w:val="20"/>
+                <w:szCs w:val="20"/>
+              </w:rPr>
+              <w:t xml:space="preserve"> </w:t>
+            </w:r>
+            <w:proofErr w:type="spellStart"/>
+            <w:r>
+              <w:rPr>
+                <w:rFonts w:ascii="Verdana" w:hAnsi="Verdana"/>
+                <w:sz w:val="20"/>
+                <w:szCs w:val="20"/>
+              </w:rPr>
+              <w:t>và</w:t>
+            </w:r>
+            <w:proofErr w:type="spellEnd"/>
+            <w:r>
+              <w:rPr>
+                <w:rFonts w:ascii="Verdana" w:hAnsi="Verdana"/>
+                <w:sz w:val="20"/>
+                <w:szCs w:val="20"/>
+              </w:rPr>
+              <w:t xml:space="preserve"> </w:t>
+            </w:r>
+            <w:proofErr w:type="spellStart"/>
+            <w:r>
+              <w:rPr>
+                <w:rFonts w:ascii="Verdana" w:hAnsi="Verdana"/>
+                <w:sz w:val="20"/>
+                <w:szCs w:val="20"/>
+              </w:rPr>
+              <w:t>sửa</w:t>
+            </w:r>
+            <w:proofErr w:type="spellEnd"/>
+            <w:r>
+              <w:rPr>
+                <w:rFonts w:ascii="Verdana" w:hAnsi="Verdana"/>
+                <w:sz w:val="20"/>
+                <w:szCs w:val="20"/>
+              </w:rPr>
+              <w:t xml:space="preserve"> </w:t>
+            </w:r>
+            <w:proofErr w:type="spellStart"/>
+            <w:r>
+              <w:rPr>
+                <w:rFonts w:ascii="Verdana" w:hAnsi="Verdana"/>
+                <w:sz w:val="20"/>
+                <w:szCs w:val="20"/>
+              </w:rPr>
+              <w:t>phần</w:t>
+            </w:r>
+            <w:proofErr w:type="spellEnd"/>
+            <w:r>
+              <w:rPr>
+                <w:rFonts w:ascii="Verdana" w:hAnsi="Verdana"/>
+                <w:sz w:val="20"/>
+                <w:szCs w:val="20"/>
+              </w:rPr>
+              <w:t xml:space="preserve"> NFRs/</w:t>
+            </w:r>
+            <w:proofErr w:type="spellStart"/>
+            <w:r>
+              <w:rPr>
+                <w:rFonts w:ascii="Verdana" w:hAnsi="Verdana"/>
+                <w:sz w:val="20"/>
+                <w:szCs w:val="20"/>
+              </w:rPr>
+              <w:t>Kiến</w:t>
+            </w:r>
+            <w:proofErr w:type="spellEnd"/>
+            <w:r>
+              <w:rPr>
+                <w:rFonts w:ascii="Verdana" w:hAnsi="Verdana"/>
+                <w:sz w:val="20"/>
+                <w:szCs w:val="20"/>
+              </w:rPr>
+              <w:t xml:space="preserve"> </w:t>
+            </w:r>
+            <w:proofErr w:type="spellStart"/>
+            <w:r>
+              <w:rPr>
+                <w:rFonts w:ascii="Verdana" w:hAnsi="Verdana"/>
+                <w:sz w:val="20"/>
+                <w:szCs w:val="20"/>
+              </w:rPr>
+              <w:t>trúc</w:t>
+            </w:r>
+            <w:proofErr w:type="spellEnd"/>
+            <w:r>
+              <w:rPr>
+                <w:rFonts w:ascii="Verdana" w:hAnsi="Verdana"/>
+                <w:sz w:val="20"/>
+                <w:szCs w:val="20"/>
+              </w:rPr>
+              <w:t xml:space="preserve"> </w:t>
+            </w:r>
+            <w:proofErr w:type="spellStart"/>
+            <w:r>
+              <w:rPr>
+                <w:rFonts w:ascii="Verdana" w:hAnsi="Verdana"/>
+                <w:sz w:val="20"/>
+                <w:szCs w:val="20"/>
+              </w:rPr>
+              <w:t>theo</w:t>
+            </w:r>
+            <w:proofErr w:type="spellEnd"/>
+            <w:r>
+              <w:rPr>
+                <w:rFonts w:ascii="Verdana" w:hAnsi="Verdana"/>
+                <w:sz w:val="20"/>
+                <w:szCs w:val="20"/>
+              </w:rPr>
+              <w:t xml:space="preserve"> feedback; </w:t>
+            </w:r>
+            <w:proofErr w:type="spellStart"/>
+            <w:r>
+              <w:rPr>
+                <w:rFonts w:ascii="Verdana" w:hAnsi="Verdana"/>
+                <w:sz w:val="20"/>
+                <w:szCs w:val="20"/>
+              </w:rPr>
+              <w:t>tìm</w:t>
+            </w:r>
+            <w:proofErr w:type="spellEnd"/>
+            <w:r>
+              <w:rPr>
+                <w:rFonts w:ascii="Verdana" w:hAnsi="Verdana"/>
+                <w:sz w:val="20"/>
+                <w:szCs w:val="20"/>
+              </w:rPr>
+              <w:t xml:space="preserve"> </w:t>
+            </w:r>
+            <w:proofErr w:type="spellStart"/>
+            <w:r>
+              <w:rPr>
+                <w:rFonts w:ascii="Verdana" w:hAnsi="Verdana"/>
+                <w:sz w:val="20"/>
+                <w:szCs w:val="20"/>
+              </w:rPr>
+              <w:t>hiểu</w:t>
+            </w:r>
+            <w:proofErr w:type="spellEnd"/>
+            <w:r>
+              <w:rPr>
+                <w:rFonts w:ascii="Verdana" w:hAnsi="Verdana"/>
+                <w:sz w:val="20"/>
+                <w:szCs w:val="20"/>
+              </w:rPr>
+              <w:t xml:space="preserve"> </w:t>
+            </w:r>
+            <w:proofErr w:type="spellStart"/>
+            <w:r>
+              <w:rPr>
+                <w:rFonts w:ascii="Verdana" w:hAnsi="Verdana"/>
+                <w:sz w:val="20"/>
+                <w:szCs w:val="20"/>
+              </w:rPr>
+              <w:t>quy</w:t>
+            </w:r>
+            <w:proofErr w:type="spellEnd"/>
+            <w:r>
+              <w:rPr>
+                <w:rFonts w:ascii="Verdana" w:hAnsi="Verdana"/>
+                <w:sz w:val="20"/>
+                <w:szCs w:val="20"/>
+              </w:rPr>
+              <w:t xml:space="preserve"> </w:t>
+            </w:r>
+            <w:proofErr w:type="spellStart"/>
+            <w:r>
+              <w:rPr>
+                <w:rFonts w:ascii="Verdana" w:hAnsi="Verdana"/>
+                <w:sz w:val="20"/>
+                <w:szCs w:val="20"/>
+              </w:rPr>
+              <w:t>chuẩn</w:t>
+            </w:r>
+            <w:proofErr w:type="spellEnd"/>
+            <w:r>
+              <w:rPr>
+                <w:rFonts w:ascii="Verdana" w:hAnsi="Verdana"/>
+                <w:sz w:val="20"/>
+                <w:szCs w:val="20"/>
+              </w:rPr>
+              <w:t xml:space="preserve"> </w:t>
+            </w:r>
+            <w:proofErr w:type="spellStart"/>
+            <w:r>
+              <w:rPr>
+                <w:rFonts w:ascii="Verdana" w:hAnsi="Verdana"/>
+                <w:sz w:val="20"/>
+                <w:szCs w:val="20"/>
+              </w:rPr>
+              <w:t>viết</w:t>
+            </w:r>
+            <w:proofErr w:type="spellEnd"/>
+            <w:r>
+              <w:rPr>
+                <w:rFonts w:ascii="Verdana" w:hAnsi="Verdana"/>
+                <w:sz w:val="20"/>
+                <w:szCs w:val="20"/>
+              </w:rPr>
+              <w:t xml:space="preserve"> </w:t>
+            </w:r>
+            <w:proofErr w:type="spellStart"/>
+            <w:r>
+              <w:rPr>
+                <w:rFonts w:ascii="Verdana" w:hAnsi="Verdana"/>
+                <w:sz w:val="20"/>
+                <w:szCs w:val="20"/>
+              </w:rPr>
+              <w:t>đặc</w:t>
+            </w:r>
+            <w:proofErr w:type="spellEnd"/>
+            <w:r>
+              <w:rPr>
+                <w:rFonts w:ascii="Verdana" w:hAnsi="Verdana"/>
+                <w:sz w:val="20"/>
+                <w:szCs w:val="20"/>
+              </w:rPr>
+              <w:t xml:space="preserve"> </w:t>
+            </w:r>
+            <w:proofErr w:type="spellStart"/>
+            <w:r>
+              <w:rPr>
+                <w:rFonts w:ascii="Verdana" w:hAnsi="Verdana"/>
+                <w:sz w:val="20"/>
+                <w:szCs w:val="20"/>
+              </w:rPr>
+              <w:t>tả</w:t>
+            </w:r>
+            <w:proofErr w:type="spellEnd"/>
+            <w:r>
+              <w:rPr>
+                <w:rFonts w:ascii="Verdana" w:hAnsi="Verdana"/>
+                <w:sz w:val="20"/>
+                <w:szCs w:val="20"/>
+              </w:rPr>
+              <w:t xml:space="preserve"> Use Case </w:t>
+            </w:r>
+            <w:proofErr w:type="spellStart"/>
+            <w:r>
+              <w:rPr>
+                <w:rFonts w:ascii="Verdana" w:hAnsi="Verdana"/>
+                <w:sz w:val="20"/>
+                <w:szCs w:val="20"/>
+              </w:rPr>
+              <w:t>cho</w:t>
+            </w:r>
+            <w:proofErr w:type="spellEnd"/>
+            <w:r>
+              <w:rPr>
+                <w:rFonts w:ascii="Verdana" w:hAnsi="Verdana"/>
+                <w:sz w:val="20"/>
+                <w:szCs w:val="20"/>
+              </w:rPr>
+              <w:t xml:space="preserve"> </w:t>
+            </w:r>
+            <w:proofErr w:type="spellStart"/>
+            <w:r>
+              <w:rPr>
+                <w:rFonts w:ascii="Verdana" w:hAnsi="Verdana"/>
+                <w:sz w:val="20"/>
+                <w:szCs w:val="20"/>
+              </w:rPr>
+              <w:t>phân</w:t>
+            </w:r>
+            <w:proofErr w:type="spellEnd"/>
+            <w:r>
+              <w:rPr>
+                <w:rFonts w:ascii="Verdana" w:hAnsi="Verdana"/>
+                <w:sz w:val="20"/>
+                <w:szCs w:val="20"/>
+              </w:rPr>
+              <w:t xml:space="preserve"> </w:t>
+            </w:r>
+            <w:proofErr w:type="spellStart"/>
+            <w:r>
+              <w:rPr>
+                <w:rFonts w:ascii="Verdana" w:hAnsi="Verdana"/>
+                <w:sz w:val="20"/>
+                <w:szCs w:val="20"/>
+              </w:rPr>
+              <w:t>hệ</w:t>
+            </w:r>
+            <w:proofErr w:type="spellEnd"/>
+            <w:r>
+              <w:rPr>
+                <w:rFonts w:ascii="Verdana" w:hAnsi="Verdana"/>
+                <w:sz w:val="20"/>
+                <w:szCs w:val="20"/>
+              </w:rPr>
+              <w:t xml:space="preserve"> AI </w:t>
+            </w:r>
+            <w:proofErr w:type="spellStart"/>
+            <w:r>
+              <w:rPr>
+                <w:rFonts w:ascii="Verdana" w:hAnsi="Verdana"/>
+                <w:sz w:val="20"/>
+                <w:szCs w:val="20"/>
+              </w:rPr>
+              <w:t>và</w:t>
+            </w:r>
+            <w:proofErr w:type="spellEnd"/>
+            <w:r>
+              <w:rPr>
+                <w:rFonts w:ascii="Verdana" w:hAnsi="Verdana"/>
+                <w:sz w:val="20"/>
+                <w:szCs w:val="20"/>
+              </w:rPr>
+              <w:t xml:space="preserve"> </w:t>
+            </w:r>
+            <w:proofErr w:type="spellStart"/>
+            <w:r>
+              <w:rPr>
+                <w:rFonts w:ascii="Verdana" w:hAnsi="Verdana"/>
+                <w:sz w:val="20"/>
+                <w:szCs w:val="20"/>
+              </w:rPr>
+              <w:t>thanh</w:t>
+            </w:r>
+            <w:proofErr w:type="spellEnd"/>
+            <w:r>
+              <w:rPr>
+                <w:rFonts w:ascii="Verdana" w:hAnsi="Verdana"/>
+                <w:sz w:val="20"/>
+                <w:szCs w:val="20"/>
+              </w:rPr>
+              <w:t xml:space="preserve"> </w:t>
+            </w:r>
+            <w:proofErr w:type="spellStart"/>
+            <w:r>
+              <w:rPr>
+                <w:rFonts w:ascii="Verdana" w:hAnsi="Verdana"/>
+                <w:sz w:val="20"/>
+                <w:szCs w:val="20"/>
+              </w:rPr>
+              <w:t>toán</w:t>
+            </w:r>
+            <w:proofErr w:type="spellEnd"/>
+            <w:r>
+              <w:rPr>
+                <w:rFonts w:ascii="Verdana" w:hAnsi="Verdana"/>
+                <w:sz w:val="20"/>
+                <w:szCs w:val="20"/>
+              </w:rPr>
+              <w:t>.</w:t>
             </w:r>
           </w:p>
         </w:tc>
@@ -2103,7 +3827,6 @@
                 <w:sz w:val="20"/>
                 <w:szCs w:val="20"/>
               </w:rPr>
-              <w:lastRenderedPageBreak/>
               <w:t>23</w:t>
             </w:r>
             <w:r>
@@ -2134,16 +3857,7 @@
                 <w:sz w:val="20"/>
                 <w:szCs w:val="20"/>
               </w:rPr>
-              <w:t xml:space="preserve">Trương Minh </w:t>
-            </w:r>
-            <w:r>
-              <w:rPr>
-                <w:rFonts w:ascii="Verdana" w:hAnsi="Verdana"/>
-                <w:sz w:val="20"/>
-                <w:szCs w:val="20"/>
-              </w:rPr>
-              <w:lastRenderedPageBreak/>
-              <w:t>Quang</w:t>
+              <w:t>Trương Minh Quang</w:t>
             </w:r>
           </w:p>
         </w:tc>
@@ -2168,7 +3882,6 @@
                 <w:sz w:val="20"/>
                 <w:szCs w:val="20"/>
               </w:rPr>
-              <w:lastRenderedPageBreak/>
               <w:t>5</w:t>
             </w:r>
           </w:p>
@@ -2185,13 +3898,149 @@
                 <w:szCs w:val="20"/>
               </w:rPr>
             </w:pPr>
-            <w:r>
-              <w:rPr>
-                <w:rFonts w:ascii="Verdana" w:hAnsi="Verdana"/>
-                <w:sz w:val="20"/>
-                <w:szCs w:val="20"/>
-              </w:rPr>
-              <w:t>Kiểm tra 2 file doc đã sửa theo checklist TA; tìm hiểu mẫu Use Case</w:t>
+            <w:proofErr w:type="spellStart"/>
+            <w:r>
+              <w:rPr>
+                <w:rFonts w:ascii="Verdana" w:hAnsi="Verdana"/>
+                <w:sz w:val="20"/>
+                <w:szCs w:val="20"/>
+              </w:rPr>
+              <w:t>Kiểm</w:t>
+            </w:r>
+            <w:proofErr w:type="spellEnd"/>
+            <w:r>
+              <w:rPr>
+                <w:rFonts w:ascii="Verdana" w:hAnsi="Verdana"/>
+                <w:sz w:val="20"/>
+                <w:szCs w:val="20"/>
+              </w:rPr>
+              <w:t xml:space="preserve"> </w:t>
+            </w:r>
+            <w:proofErr w:type="spellStart"/>
+            <w:r>
+              <w:rPr>
+                <w:rFonts w:ascii="Verdana" w:hAnsi="Verdana"/>
+                <w:sz w:val="20"/>
+                <w:szCs w:val="20"/>
+              </w:rPr>
+              <w:t>tra</w:t>
+            </w:r>
+            <w:proofErr w:type="spellEnd"/>
+            <w:r>
+              <w:rPr>
+                <w:rFonts w:ascii="Verdana" w:hAnsi="Verdana"/>
+                <w:sz w:val="20"/>
+                <w:szCs w:val="20"/>
+              </w:rPr>
+              <w:t xml:space="preserve"> 2 file doc </w:t>
+            </w:r>
+            <w:proofErr w:type="spellStart"/>
+            <w:r>
+              <w:rPr>
+                <w:rFonts w:ascii="Verdana" w:hAnsi="Verdana"/>
+                <w:sz w:val="20"/>
+                <w:szCs w:val="20"/>
+              </w:rPr>
+              <w:t>đã</w:t>
+            </w:r>
+            <w:proofErr w:type="spellEnd"/>
+            <w:r>
+              <w:rPr>
+                <w:rFonts w:ascii="Verdana" w:hAnsi="Verdana"/>
+                <w:sz w:val="20"/>
+                <w:szCs w:val="20"/>
+              </w:rPr>
+              <w:t xml:space="preserve"> </w:t>
+            </w:r>
+            <w:proofErr w:type="spellStart"/>
+            <w:r>
+              <w:rPr>
+                <w:rFonts w:ascii="Verdana" w:hAnsi="Verdana"/>
+                <w:sz w:val="20"/>
+                <w:szCs w:val="20"/>
+              </w:rPr>
+              <w:t>sửa</w:t>
+            </w:r>
+            <w:proofErr w:type="spellEnd"/>
+            <w:r>
+              <w:rPr>
+                <w:rFonts w:ascii="Verdana" w:hAnsi="Verdana"/>
+                <w:sz w:val="20"/>
+                <w:szCs w:val="20"/>
+              </w:rPr>
+              <w:t xml:space="preserve"> </w:t>
+            </w:r>
+            <w:proofErr w:type="spellStart"/>
+            <w:r>
+              <w:rPr>
+                <w:rFonts w:ascii="Verdana" w:hAnsi="Verdana"/>
+                <w:sz w:val="20"/>
+                <w:szCs w:val="20"/>
+              </w:rPr>
+              <w:t>theo</w:t>
+            </w:r>
+            <w:proofErr w:type="spellEnd"/>
+            <w:r>
+              <w:rPr>
+                <w:rFonts w:ascii="Verdana" w:hAnsi="Verdana"/>
+                <w:sz w:val="20"/>
+                <w:szCs w:val="20"/>
+              </w:rPr>
+              <w:t xml:space="preserve"> checklist TA; </w:t>
+            </w:r>
+            <w:proofErr w:type="spellStart"/>
+            <w:r>
+              <w:rPr>
+                <w:rFonts w:ascii="Verdana" w:hAnsi="Verdana"/>
+                <w:sz w:val="20"/>
+                <w:szCs w:val="20"/>
+              </w:rPr>
+              <w:t>tìm</w:t>
+            </w:r>
+            <w:proofErr w:type="spellEnd"/>
+            <w:r>
+              <w:rPr>
+                <w:rFonts w:ascii="Verdana" w:hAnsi="Verdana"/>
+                <w:sz w:val="20"/>
+                <w:szCs w:val="20"/>
+              </w:rPr>
+              <w:t xml:space="preserve"> </w:t>
+            </w:r>
+            <w:proofErr w:type="spellStart"/>
+            <w:r>
+              <w:rPr>
+                <w:rFonts w:ascii="Verdana" w:hAnsi="Verdana"/>
+                <w:sz w:val="20"/>
+                <w:szCs w:val="20"/>
+              </w:rPr>
+              <w:t>hiểu</w:t>
+            </w:r>
+            <w:proofErr w:type="spellEnd"/>
+            <w:r>
+              <w:rPr>
+                <w:rFonts w:ascii="Verdana" w:hAnsi="Verdana"/>
+                <w:sz w:val="20"/>
+                <w:szCs w:val="20"/>
+              </w:rPr>
+              <w:t xml:space="preserve"> </w:t>
+            </w:r>
+            <w:proofErr w:type="spellStart"/>
+            <w:r>
+              <w:rPr>
+                <w:rFonts w:ascii="Verdana" w:hAnsi="Verdana"/>
+                <w:sz w:val="20"/>
+                <w:szCs w:val="20"/>
+              </w:rPr>
+              <w:t>mẫu</w:t>
+            </w:r>
+            <w:proofErr w:type="spellEnd"/>
+            <w:r>
+              <w:rPr>
+                <w:rFonts w:ascii="Verdana" w:hAnsi="Verdana"/>
+                <w:sz w:val="20"/>
+                <w:szCs w:val="20"/>
+              </w:rPr>
+              <w:t xml:space="preserve"> Use Case</w:t>
             </w:r>
           </w:p>
         </w:tc>
